--- a/Hoàng/2025/T5/CHI NHÁNH CÔNG TY TNHH AUTOGRILL VFS F&B TẠI ĐÀ NẴNG (78-2025) (TB74-2025)/TB VV KSK - CHI NHÁNH CÔNG TY TNHH AUTOGRILL VFS F&B TẠI ĐÀ NẴNG 2025.docx
+++ b/Hoàng/2025/T5/CHI NHÁNH CÔNG TY TNHH AUTOGRILL VFS F&B TẠI ĐÀ NẴNG (78-2025) (TB74-2025)/TB VV KSK - CHI NHÁNH CÔNG TY TNHH AUTOGRILL VFS F&B TẠI ĐÀ NẴNG 2025.docx
@@ -1055,7 +1055,7 @@
                 <w:sz w:val="22"/>
                 <w:szCs w:val="22"/>
               </w:rPr>
-              <w:t>Số O-1-12 Sân Bay Quốc Tế Đà Nẵng, P. Hòa Thuận Tây, Q. Hải Châu, TP Đà Nẵng</w:t>
+              <w:t>Văn phòng T1, Cổng D3, tầng 3 ga đi quốc nội, Sân bay Đà Nẵng</w:t>
             </w:r>
           </w:p>
         </w:tc>
@@ -1821,21 +1821,404 @@
         <w:rPr>
           <w:rFonts w:ascii="Times New Roman" w:hAnsi="Times New Roman" w:cs="Times New Roman"/>
           <w:b/>
+          <w:color w:val="FF0000"/>
           <w:u w:val="single"/>
         </w:rPr>
       </w:pPr>
       <w:r>
+        <w:rPr>
+          <w:rFonts w:ascii="Times New Roman" w:hAnsi="Times New Roman" w:cs="Times New Roman"/>
+          <w:b/>
+          <w:color w:val="FF0000"/>
+          <w:u w:val="single"/>
+        </w:rPr>
+        <w:t>Danh sách lãnh đạo khám tại khu VIP:</w:t>
+      </w:r>
+    </w:p>
+    <w:tbl>
+      <w:tblPr>
+        <w:tblW w:w="5000" w:type="pct"/>
+        <w:jc w:val="center"/>
+        <w:tblLook w:val="04A0" w:firstRow="1" w:lastRow="0" w:firstColumn="1" w:lastColumn="0" w:noHBand="0" w:noVBand="1"/>
+      </w:tblPr>
+      <w:tblGrid>
+        <w:gridCol w:w="1093"/>
+        <w:gridCol w:w="1895"/>
+        <w:gridCol w:w="3978"/>
+        <w:gridCol w:w="1597"/>
+        <w:gridCol w:w="1727"/>
+      </w:tblGrid>
+      <w:tr>
+        <w:trPr>
+          <w:trHeight w:val="315"/>
+          <w:jc w:val="center"/>
+        </w:trPr>
+        <w:tc>
+          <w:tcPr>
+            <w:tcW w:w="531" w:type="pct"/>
+            <w:tcBorders>
+              <w:top w:val="single" w:sz="4" w:space="0" w:color="auto"/>
+              <w:left w:val="single" w:sz="4" w:space="0" w:color="auto"/>
+              <w:bottom w:val="single" w:sz="4" w:space="0" w:color="auto"/>
+              <w:right w:val="single" w:sz="4" w:space="0" w:color="auto"/>
+            </w:tcBorders>
+            <w:shd w:val="clear" w:color="000000" w:fill="FFC000"/>
+            <w:noWrap/>
+            <w:vAlign w:val="center"/>
+            <w:hideMark/>
+          </w:tcPr>
+          <w:p>
+            <w:pPr>
+              <w:jc w:val="center"/>
+              <w:rPr>
+                <w:b/>
+                <w:bCs/>
+                <w:color w:val="000000"/>
+              </w:rPr>
+            </w:pPr>
+            <w:r>
+              <w:rPr>
+                <w:b/>
+                <w:bCs/>
+                <w:color w:val="000000"/>
+              </w:rPr>
+              <w:t>STT</w:t>
+            </w:r>
+          </w:p>
+        </w:tc>
+        <w:tc>
+          <w:tcPr>
+            <w:tcW w:w="921" w:type="pct"/>
+            <w:tcBorders>
+              <w:top w:val="single" w:sz="4" w:space="0" w:color="auto"/>
+              <w:left w:val="nil"/>
+              <w:bottom w:val="single" w:sz="4" w:space="0" w:color="auto"/>
+              <w:right w:val="single" w:sz="4" w:space="0" w:color="auto"/>
+            </w:tcBorders>
+            <w:shd w:val="clear" w:color="000000" w:fill="FFC000"/>
+            <w:noWrap/>
+            <w:vAlign w:val="center"/>
+            <w:hideMark/>
+          </w:tcPr>
+          <w:p>
+            <w:pPr>
+              <w:jc w:val="center"/>
+              <w:rPr>
+                <w:b/>
+                <w:bCs/>
+                <w:color w:val="000000"/>
+              </w:rPr>
+            </w:pPr>
+            <w:r>
+              <w:rPr>
+                <w:b/>
+                <w:bCs/>
+                <w:color w:val="000000"/>
+              </w:rPr>
+              <w:t>Mã NV</w:t>
+            </w:r>
+          </w:p>
+        </w:tc>
+        <w:tc>
+          <w:tcPr>
+            <w:tcW w:w="1933" w:type="pct"/>
+            <w:tcBorders>
+              <w:top w:val="single" w:sz="4" w:space="0" w:color="auto"/>
+              <w:left w:val="nil"/>
+              <w:bottom w:val="single" w:sz="4" w:space="0" w:color="auto"/>
+              <w:right w:val="single" w:sz="4" w:space="0" w:color="auto"/>
+            </w:tcBorders>
+            <w:shd w:val="clear" w:color="000000" w:fill="FFC000"/>
+            <w:noWrap/>
+            <w:vAlign w:val="center"/>
+            <w:hideMark/>
+          </w:tcPr>
+          <w:p>
+            <w:pPr>
+              <w:jc w:val="center"/>
+              <w:rPr>
+                <w:b/>
+                <w:bCs/>
+                <w:color w:val="000000"/>
+              </w:rPr>
+            </w:pPr>
+            <w:r>
+              <w:rPr>
+                <w:b/>
+                <w:bCs/>
+                <w:color w:val="000000"/>
+              </w:rPr>
+              <w:t>Họ và tên</w:t>
+            </w:r>
+          </w:p>
+        </w:tc>
+        <w:tc>
+          <w:tcPr>
+            <w:tcW w:w="776" w:type="pct"/>
+            <w:tcBorders>
+              <w:top w:val="single" w:sz="4" w:space="0" w:color="auto"/>
+              <w:left w:val="nil"/>
+              <w:bottom w:val="single" w:sz="4" w:space="0" w:color="auto"/>
+              <w:right w:val="single" w:sz="4" w:space="0" w:color="auto"/>
+            </w:tcBorders>
+            <w:shd w:val="clear" w:color="000000" w:fill="FFC000"/>
+            <w:noWrap/>
+            <w:vAlign w:val="center"/>
+            <w:hideMark/>
+          </w:tcPr>
+          <w:p>
+            <w:pPr>
+              <w:jc w:val="center"/>
+              <w:rPr>
+                <w:b/>
+                <w:bCs/>
+                <w:color w:val="000000"/>
+              </w:rPr>
+            </w:pPr>
+            <w:r>
+              <w:rPr>
+                <w:b/>
+                <w:bCs/>
+                <w:color w:val="000000"/>
+              </w:rPr>
+              <w:t>Giới tính</w:t>
+            </w:r>
+          </w:p>
+        </w:tc>
+        <w:tc>
+          <w:tcPr>
+            <w:tcW w:w="839" w:type="pct"/>
+            <w:tcBorders>
+              <w:top w:val="single" w:sz="4" w:space="0" w:color="auto"/>
+              <w:left w:val="nil"/>
+              <w:bottom w:val="single" w:sz="4" w:space="0" w:color="auto"/>
+              <w:right w:val="single" w:sz="4" w:space="0" w:color="auto"/>
+            </w:tcBorders>
+            <w:shd w:val="clear" w:color="000000" w:fill="FFC000"/>
+            <w:noWrap/>
+            <w:vAlign w:val="center"/>
+            <w:hideMark/>
+          </w:tcPr>
+          <w:p>
+            <w:pPr>
+              <w:jc w:val="center"/>
+              <w:rPr>
+                <w:b/>
+                <w:bCs/>
+                <w:color w:val="000000"/>
+              </w:rPr>
+            </w:pPr>
+            <w:r>
+              <w:rPr>
+                <w:b/>
+                <w:bCs/>
+                <w:color w:val="000000"/>
+              </w:rPr>
+              <w:t>Năm sinh</w:t>
+            </w:r>
+          </w:p>
+        </w:tc>
+      </w:tr>
+      <w:tr>
+        <w:trPr>
+          <w:trHeight w:val="315"/>
+          <w:jc w:val="center"/>
+        </w:trPr>
+        <w:tc>
+          <w:tcPr>
+            <w:tcW w:w="531" w:type="pct"/>
+            <w:tcBorders>
+              <w:top w:val="nil"/>
+              <w:left w:val="single" w:sz="4" w:space="0" w:color="auto"/>
+              <w:bottom w:val="single" w:sz="4" w:space="0" w:color="auto"/>
+              <w:right w:val="single" w:sz="4" w:space="0" w:color="auto"/>
+            </w:tcBorders>
+            <w:shd w:val="clear" w:color="auto" w:fill="auto"/>
+            <w:noWrap/>
+            <w:vAlign w:val="center"/>
+            <w:hideMark/>
+          </w:tcPr>
+          <w:p>
+            <w:pPr>
+              <w:jc w:val="center"/>
+              <w:rPr>
+                <w:color w:val="000000"/>
+              </w:rPr>
+            </w:pPr>
+            <w:r>
+              <w:rPr>
+                <w:color w:val="000000"/>
+              </w:rPr>
+              <w:t>1</w:t>
+            </w:r>
+          </w:p>
+        </w:tc>
+        <w:tc>
+          <w:tcPr>
+            <w:tcW w:w="921" w:type="pct"/>
+            <w:tcBorders>
+              <w:top w:val="nil"/>
+              <w:left w:val="nil"/>
+              <w:bottom w:val="single" w:sz="4" w:space="0" w:color="auto"/>
+              <w:right w:val="single" w:sz="4" w:space="0" w:color="auto"/>
+            </w:tcBorders>
+            <w:shd w:val="clear" w:color="auto" w:fill="auto"/>
+            <w:noWrap/>
+            <w:vAlign w:val="center"/>
+            <w:hideMark/>
+          </w:tcPr>
+          <w:p>
+            <w:pPr>
+              <w:jc w:val="center"/>
+              <w:rPr>
+                <w:color w:val="000000"/>
+              </w:rPr>
+            </w:pPr>
+            <w:r>
+              <w:rPr>
+                <w:color w:val="000000"/>
+              </w:rPr>
+              <w:t>AV01630</w:t>
+            </w:r>
+          </w:p>
+        </w:tc>
+        <w:tc>
+          <w:tcPr>
+            <w:tcW w:w="1933" w:type="pct"/>
+            <w:tcBorders>
+              <w:top w:val="nil"/>
+              <w:left w:val="nil"/>
+              <w:bottom w:val="single" w:sz="4" w:space="0" w:color="auto"/>
+              <w:right w:val="single" w:sz="4" w:space="0" w:color="auto"/>
+            </w:tcBorders>
+            <w:shd w:val="clear" w:color="auto" w:fill="auto"/>
+            <w:noWrap/>
+            <w:vAlign w:val="center"/>
+            <w:hideMark/>
+          </w:tcPr>
+          <w:p>
+            <w:pPr>
+              <w:jc w:val="center"/>
+              <w:rPr>
+                <w:color w:val="000000"/>
+              </w:rPr>
+            </w:pPr>
+            <w:r>
+              <w:rPr>
+                <w:color w:val="000000"/>
+              </w:rPr>
+              <w:t>Chế Anh Đức</w:t>
+            </w:r>
+          </w:p>
+        </w:tc>
+        <w:tc>
+          <w:tcPr>
+            <w:tcW w:w="776" w:type="pct"/>
+            <w:tcBorders>
+              <w:top w:val="nil"/>
+              <w:left w:val="nil"/>
+              <w:bottom w:val="single" w:sz="4" w:space="0" w:color="auto"/>
+              <w:right w:val="single" w:sz="4" w:space="0" w:color="auto"/>
+            </w:tcBorders>
+            <w:shd w:val="clear" w:color="auto" w:fill="auto"/>
+            <w:vAlign w:val="center"/>
+            <w:hideMark/>
+          </w:tcPr>
+          <w:p>
+            <w:pPr>
+              <w:jc w:val="center"/>
+              <w:rPr>
+                <w:color w:val="000000"/>
+              </w:rPr>
+            </w:pPr>
+            <w:r>
+              <w:rPr>
+                <w:color w:val="000000"/>
+              </w:rPr>
+              <w:t>Nam</w:t>
+            </w:r>
+          </w:p>
+        </w:tc>
+        <w:tc>
+          <w:tcPr>
+            <w:tcW w:w="839" w:type="pct"/>
+            <w:tcBorders>
+              <w:top w:val="nil"/>
+              <w:left w:val="nil"/>
+              <w:bottom w:val="single" w:sz="4" w:space="0" w:color="auto"/>
+              <w:right w:val="single" w:sz="4" w:space="0" w:color="auto"/>
+            </w:tcBorders>
+            <w:shd w:val="clear" w:color="auto" w:fill="auto"/>
+            <w:noWrap/>
+            <w:vAlign w:val="center"/>
+            <w:hideMark/>
+          </w:tcPr>
+          <w:p>
+            <w:pPr>
+              <w:jc w:val="center"/>
+              <w:rPr>
+                <w:color w:val="000000"/>
+              </w:rPr>
+            </w:pPr>
+            <w:r>
+              <w:rPr>
+                <w:color w:val="000000"/>
+              </w:rPr>
+              <w:t>1977</w:t>
+            </w:r>
+          </w:p>
+        </w:tc>
+      </w:tr>
+    </w:tbl>
+    <w:p>
+      <w:pPr>
+        <w:pStyle w:val="ListParagraph"/>
+        <w:tabs>
+          <w:tab w:val="left" w:pos="5103"/>
+          <w:tab w:val="left" w:pos="6030"/>
+        </w:tabs>
+        <w:spacing w:after="0"/>
+        <w:ind w:left="360"/>
+        <w:jc w:val="both"/>
+        <w:rPr>
+          <w:rFonts w:ascii="Times New Roman" w:hAnsi="Times New Roman" w:cs="Times New Roman"/>
+          <w:b/>
+          <w:color w:val="FF0000"/>
+          <w:u w:val="single"/>
+        </w:rPr>
+      </w:pPr>
+    </w:p>
+    <w:p>
+      <w:pPr>
+        <w:pStyle w:val="ListParagraph"/>
+        <w:numPr>
+          <w:ilvl w:val="3"/>
+          <w:numId w:val="1"/>
+        </w:numPr>
+        <w:tabs>
+          <w:tab w:val="left" w:pos="5103"/>
+          <w:tab w:val="left" w:pos="6030"/>
+        </w:tabs>
+        <w:spacing w:after="0"/>
+        <w:jc w:val="both"/>
         <w:rPr>
           <w:rFonts w:ascii="Times New Roman" w:hAnsi="Times New Roman" w:cs="Times New Roman"/>
           <w:b/>
           <w:u w:val="single"/>
         </w:rPr>
-        <w:t>Chính sách thu tiền:</w:t>
-      </w:r>
+      </w:pPr>
       <w:r>
         <w:rPr>
           <w:rFonts w:ascii="Times New Roman" w:hAnsi="Times New Roman" w:cs="Times New Roman"/>
           <w:b/>
+          <w:u w:val="single"/>
+        </w:rPr>
+        <w:t>Chính sách thu tiền:</w:t>
+      </w:r>
+      <w:r>
+        <w:rPr>
+          <w:rFonts w:ascii="Times New Roman" w:hAnsi="Times New Roman" w:cs="Times New Roman"/>
+          <w:b/>
         </w:rPr>
         <w:t xml:space="preserve"> </w:t>
       </w:r>
@@ -1843,13 +2226,7 @@
         <w:rPr>
           <w:rFonts w:ascii="Times New Roman" w:hAnsi="Times New Roman" w:cs="Times New Roman"/>
         </w:rPr>
-        <w:t xml:space="preserve">Phát sinh </w:t>
-      </w:r>
-      <w:r>
-        <w:rPr>
-          <w:rFonts w:ascii="Times New Roman" w:hAnsi="Times New Roman" w:cs="Times New Roman"/>
-        </w:rPr>
-        <w:t>tự thanh toán tại quầy</w:t>
+        <w:t>Phát sinh tự thanh toán tại quầy</w:t>
       </w:r>
     </w:p>
     <w:p>
@@ -2257,6 +2634,7 @@
           <w:sz w:val="22"/>
           <w:szCs w:val="22"/>
         </w:rPr>
+        <w:lastRenderedPageBreak/>
         <w:t>Trong quá trình đoàn khám sức khỏe có các vấn đề phát sinh vướng mắc cần giải quyết thì liên hệ trực tiếp</w:t>
       </w:r>
       <w:r>
@@ -2272,7 +2650,21 @@
           <w:sz w:val="22"/>
           <w:szCs w:val="22"/>
         </w:rPr>
-        <w:t>Nguyễn Thị Xuân Sương- Trưởng phòng</w:t>
+        <w:t>Nguyễn Thị Xuân Sương</w:t>
+      </w:r>
+      <w:r>
+        <w:rPr>
+          <w:sz w:val="22"/>
+          <w:szCs w:val="22"/>
+        </w:rPr>
+        <w:t xml:space="preserve"> </w:t>
+      </w:r>
+      <w:r>
+        <w:rPr>
+          <w:sz w:val="22"/>
+          <w:szCs w:val="22"/>
+        </w:rPr>
+        <w:t>- Trưởng phòng</w:t>
       </w:r>
       <w:r>
         <w:rPr>
@@ -2500,7 +2892,6 @@
                 <w:sz w:val="22"/>
                 <w:szCs w:val="22"/>
               </w:rPr>
-              <w:lastRenderedPageBreak/>
               <w:t>1</w:t>
             </w:r>
           </w:p>
@@ -5473,7 +5864,15 @@
           </w:tcPr>
           <w:p>
             <w:r>
-              <w:t>Chức năng mật Bilirubin (TT,TP)</w:t>
+              <w:t>Chức năng mật Bilirubin (</w:t>
+            </w:r>
+            <w:proofErr w:type="gramStart"/>
+            <w:r>
+              <w:t>TT,TP</w:t>
+            </w:r>
+            <w:proofErr w:type="gramEnd"/>
+            <w:r>
+              <w:t>)</w:t>
             </w:r>
           </w:p>
         </w:tc>
@@ -5927,7 +6326,23 @@
                 <w:sz w:val="26"/>
                 <w:szCs w:val="26"/>
               </w:rPr>
-              <w:t>Siêu âm động mạch cảnh, đốt sống  (Máy GE LOGIQ S7 Expert Công  nghệ XDclear đầu dò ma trận siêu nông - Mỹ )</w:t>
+              <w:t xml:space="preserve">Siêu âm động mạch cảnh, đốt </w:t>
+            </w:r>
+            <w:proofErr w:type="gramStart"/>
+            <w:r>
+              <w:rPr>
+                <w:sz w:val="26"/>
+                <w:szCs w:val="26"/>
+              </w:rPr>
+              <w:t>sống  (</w:t>
+            </w:r>
+            <w:proofErr w:type="gramEnd"/>
+            <w:r>
+              <w:rPr>
+                <w:sz w:val="26"/>
+                <w:szCs w:val="26"/>
+              </w:rPr>
+              <w:t>Máy GE LOGIQ S7 Expert Công  nghệ XDclear đầu dò ma trận siêu nông - Mỹ )</w:t>
             </w:r>
           </w:p>
         </w:tc>
@@ -11947,7 +12362,7 @@
   <w:style w:type="paragraph" w:default="1" w:styleId="Normal">
     <w:name w:val="Normal"/>
     <w:qFormat/>
-    <w:rsid w:val="00EA22D0"/>
+    <w:rsid w:val="000B1692"/>
     <w:pPr>
       <w:spacing w:after="0" w:line="240" w:lineRule="auto"/>
     </w:pPr>

--- a/Hoàng/2025/T5/CHI NHÁNH CÔNG TY TNHH AUTOGRILL VFS F&B TẠI ĐÀ NẴNG (78-2025) (TB74-2025)/TB VV KSK - CHI NHÁNH CÔNG TY TNHH AUTOGRILL VFS F&B TẠI ĐÀ NẴNG 2025.docx
+++ b/Hoàng/2025/T5/CHI NHÁNH CÔNG TY TNHH AUTOGRILL VFS F&B TẠI ĐÀ NẴNG (78-2025) (TB74-2025)/TB VV KSK - CHI NHÁNH CÔNG TY TNHH AUTOGRILL VFS F&B TẠI ĐÀ NẴNG 2025.docx
@@ -221,7 +221,15 @@
           <w:sz w:val="22"/>
           <w:szCs w:val="22"/>
         </w:rPr>
-        <w:t xml:space="preserve"> 10</w:t>
+        <w:t xml:space="preserve"> 1</w:t>
+      </w:r>
+      <w:r>
+        <w:rPr>
+          <w:i/>
+          <w:sz w:val="22"/>
+          <w:szCs w:val="22"/>
+        </w:rPr>
+        <w:t>3</w:t>
       </w:r>
       <w:r>
         <w:rPr>
@@ -1076,22 +1084,21 @@
                 <w:sz w:val="22"/>
                 <w:szCs w:val="22"/>
               </w:rPr>
-              <w:t>1.Nguyễn Bá Đức Hoàng</w:t>
-            </w:r>
-          </w:p>
-          <w:p>
-            <w:pPr>
+              <w:t>1</w:t>
+            </w:r>
+            <w:r>
               <w:rPr>
                 <w:sz w:val="22"/>
                 <w:szCs w:val="22"/>
               </w:rPr>
-            </w:pPr>
+              <w:t>.</w:t>
+            </w:r>
             <w:r>
               <w:rPr>
                 <w:sz w:val="22"/>
                 <w:szCs w:val="22"/>
               </w:rPr>
-              <w:t>2.</w:t>
+              <w:t>Lê Văn Thịnh</w:t>
             </w:r>
           </w:p>
           <w:p>
@@ -1106,7 +1113,14 @@
                 <w:sz w:val="22"/>
                 <w:szCs w:val="22"/>
               </w:rPr>
-              <w:t>3.Lái xe (hành chính sắp xếp)</w:t>
+              <w:t>2</w:t>
+            </w:r>
+            <w:r>
+              <w:rPr>
+                <w:sz w:val="22"/>
+                <w:szCs w:val="22"/>
+              </w:rPr>
+              <w:t>.Lái xe (hành chính sắp xếp)</w:t>
             </w:r>
           </w:p>
         </w:tc>
@@ -2634,7 +2648,6 @@
           <w:sz w:val="22"/>
           <w:szCs w:val="22"/>
         </w:rPr>
-        <w:lastRenderedPageBreak/>
         <w:t>Trong quá trình đoàn khám sức khỏe có các vấn đề phát sinh vướng mắc cần giải quyết thì liên hệ trực tiếp</w:t>
       </w:r>
       <w:r>
@@ -2730,6 +2743,7 @@
           <w:b/>
           <w:u w:val="single"/>
         </w:rPr>
+        <w:lastRenderedPageBreak/>
         <w:t xml:space="preserve">Tổng kết và tư vấn sức khỏe: </w:t>
       </w:r>
     </w:p>
@@ -5864,15 +5878,7 @@
           </w:tcPr>
           <w:p>
             <w:r>
-              <w:t>Chức năng mật Bilirubin (</w:t>
-            </w:r>
-            <w:proofErr w:type="gramStart"/>
-            <w:r>
-              <w:t>TT,TP</w:t>
-            </w:r>
-            <w:proofErr w:type="gramEnd"/>
-            <w:r>
-              <w:t>)</w:t>
+              <w:t>Chức năng mật Bilirubin (TT,TP)</w:t>
             </w:r>
           </w:p>
         </w:tc>
@@ -6326,23 +6332,7 @@
                 <w:sz w:val="26"/>
                 <w:szCs w:val="26"/>
               </w:rPr>
-              <w:t xml:space="preserve">Siêu âm động mạch cảnh, đốt </w:t>
-            </w:r>
-            <w:proofErr w:type="gramStart"/>
-            <w:r>
-              <w:rPr>
-                <w:sz w:val="26"/>
-                <w:szCs w:val="26"/>
-              </w:rPr>
-              <w:t>sống  (</w:t>
-            </w:r>
-            <w:proofErr w:type="gramEnd"/>
-            <w:r>
-              <w:rPr>
-                <w:sz w:val="26"/>
-                <w:szCs w:val="26"/>
-              </w:rPr>
-              <w:t>Máy GE LOGIQ S7 Expert Công  nghệ XDclear đầu dò ma trận siêu nông - Mỹ )</w:t>
+              <w:t>Siêu âm động mạch cảnh, đốt sống  (Máy GE LOGIQ S7 Expert Công  nghệ XDclear đầu dò ma trận siêu nông - Mỹ )</w:t>
             </w:r>
           </w:p>
         </w:tc>
@@ -12375,6 +12365,7 @@
   <w:style w:type="character" w:default="1" w:styleId="DefaultParagraphFont">
     <w:name w:val="Default Paragraph Font"/>
     <w:uiPriority w:val="1"/>
+    <w:semiHidden/>
     <w:unhideWhenUsed/>
   </w:style>
   <w:style w:type="table" w:default="1" w:styleId="TableNormal">
